--- a/exercises/Stage-2 Hackathon.docx
+++ b/exercises/Stage-2 Hackathon.docx
@@ -79,10 +79,14 @@
           <w:b/>
         </w:rPr>
         <w:tab/>
-        <w:t>40 marks</w:t>
-      </w:r>
-      <w:bookmarkStart w:id="0" w:name="_GoBack"/>
-      <w:bookmarkEnd w:id="0"/>
+        <w:t>10</w:t>
+      </w:r>
+      <w:r>
+        <w:rPr>
+          <w:b/>
+        </w:rPr>
+        <w:t>0 marks</w:t>
+      </w:r>
     </w:p>
     <w:p>
       <w:pPr>
@@ -96,28 +100,14 @@
         </w:rPr>
       </w:pPr>
       <w:r>
-        <w:t xml:space="preserve">Use </w:t>
-      </w:r>
-      <w:proofErr w:type="spellStart"/>
-      <w:r>
-        <w:t>Reactjs</w:t>
-      </w:r>
-      <w:proofErr w:type="spellEnd"/>
-      <w:r>
-        <w:t xml:space="preserve"> or core web technologies to develop the following form. Identify recurring components. The code </w:t>
-      </w:r>
-      <w:r>
-        <w:t xml:space="preserve">must be </w:t>
-      </w:r>
-      <w:r>
-        <w:t>reused.</w:t>
+        <w:t>Use Reactjs or core web technologies to develop the following form. Identify recurring components. The code must be reused.</w:t>
       </w:r>
     </w:p>
     <w:p>
       <w:r>
         <w:rPr>
           <w:noProof/>
-          <w:lang w:eastAsia="en-IN"/>
+          <w:lang w:eastAsia="en-IN" w:bidi="hi-IN"/>
         </w:rPr>
         <w:drawing>
           <wp:inline distT="0" distB="0" distL="0" distR="0" wp14:anchorId="76AC2C17" wp14:editId="79575747">
@@ -156,6 +146,102 @@
         </w:drawing>
       </w:r>
     </w:p>
+    <w:p>
+      <w:pPr>
+        <w:pStyle w:val="ListParagraph"/>
+        <w:numPr>
+          <w:ilvl w:val="0"/>
+          <w:numId w:val="2"/>
+        </w:numPr>
+      </w:pPr>
+      <w:r>
+        <w:t>Each selected question should be unique.</w:t>
+      </w:r>
+      <w:r>
+        <w:t xml:space="preserve"> All questions are mandatory.</w:t>
+      </w:r>
+    </w:p>
+    <w:p>
+      <w:pPr>
+        <w:pStyle w:val="ListParagraph"/>
+        <w:numPr>
+          <w:ilvl w:val="0"/>
+          <w:numId w:val="2"/>
+        </w:numPr>
+      </w:pPr>
+      <w:r>
+        <w:t>Answers for a question should match. Show error if they don’t match.</w:t>
+      </w:r>
+      <w:bookmarkStart w:id="0" w:name="_GoBack"/>
+      <w:bookmarkEnd w:id="0"/>
+    </w:p>
+    <w:p>
+      <w:pPr>
+        <w:pStyle w:val="ListParagraph"/>
+        <w:numPr>
+          <w:ilvl w:val="0"/>
+          <w:numId w:val="2"/>
+        </w:numPr>
+      </w:pPr>
+      <w:r>
+        <w:t>Develop Rest api and Save data in json file using express.js.</w:t>
+      </w:r>
+    </w:p>
+    <w:p>
+      <w:pPr>
+        <w:pStyle w:val="ListParagraph"/>
+        <w:numPr>
+          <w:ilvl w:val="0"/>
+          <w:numId w:val="2"/>
+        </w:numPr>
+      </w:pPr>
+      <w:r>
+        <w:t>At least 5</w:t>
+      </w:r>
+      <w:r>
+        <w:t>+5</w:t>
+      </w:r>
+      <w:r>
+        <w:t xml:space="preserve"> unique </w:t>
+      </w:r>
+      <w:r>
+        <w:t>Unit tests for both front-end and back-end.</w:t>
+      </w:r>
+    </w:p>
+    <w:p>
+      <w:pPr>
+        <w:pStyle w:val="ListParagraph"/>
+        <w:numPr>
+          <w:ilvl w:val="0"/>
+          <w:numId w:val="2"/>
+        </w:numPr>
+      </w:pPr>
+      <w:r>
+        <w:t>Questions in drop-boxes should be loaded from questions.json file.</w:t>
+      </w:r>
+      <w:r>
+        <w:t xml:space="preserve"> (optional)</w:t>
+      </w:r>
+    </w:p>
+    <w:p/>
+    <w:p>
+      <w:r>
+        <w:t>Steps:</w:t>
+      </w:r>
+    </w:p>
+    <w:p>
+      <w:pPr>
+        <w:pStyle w:val="ListParagraph"/>
+        <w:numPr>
+          <w:ilvl w:val="0"/>
+          <w:numId w:val="3"/>
+        </w:numPr>
+      </w:pPr>
+      <w:r>
+        <w:t>First try to create a component with a drop-box. Populate it with questions by making a Rest API call.</w:t>
+      </w:r>
+    </w:p>
+    <w:p/>
     <w:sectPr>
       <w:pgSz w:w="11906" w:h="16838"/>
       <w:pgMar w:top="1440" w:right="1440" w:bottom="1440" w:left="1440" w:header="708" w:footer="708" w:gutter="0"/>
@@ -257,8 +343,192 @@
       </w:pPr>
     </w:lvl>
   </w:abstractNum>
+  <w:abstractNum w:abstractNumId="1" w15:restartNumberingAfterBreak="0">
+    <w:nsid w:val="31827DE4"/>
+    <w:multiLevelType w:val="hybridMultilevel"/>
+    <w:tmpl w:val="6DCA74EE"/>
+    <w:lvl w:ilvl="0" w:tplc="4009000F">
+      <w:start w:val="1"/>
+      <w:numFmt w:val="decimal"/>
+      <w:lvlText w:val="%1."/>
+      <w:lvlJc w:val="left"/>
+      <w:pPr>
+        <w:ind w:left="720" w:hanging="360"/>
+      </w:pPr>
+      <w:rPr>
+        <w:rFonts w:hint="default"/>
+      </w:rPr>
+    </w:lvl>
+    <w:lvl w:ilvl="1" w:tplc="40090019" w:tentative="1">
+      <w:start w:val="1"/>
+      <w:numFmt w:val="lowerLetter"/>
+      <w:lvlText w:val="%2."/>
+      <w:lvlJc w:val="left"/>
+      <w:pPr>
+        <w:ind w:left="1440" w:hanging="360"/>
+      </w:pPr>
+    </w:lvl>
+    <w:lvl w:ilvl="2" w:tplc="4009001B" w:tentative="1">
+      <w:start w:val="1"/>
+      <w:numFmt w:val="lowerRoman"/>
+      <w:lvlText w:val="%3."/>
+      <w:lvlJc w:val="right"/>
+      <w:pPr>
+        <w:ind w:left="2160" w:hanging="180"/>
+      </w:pPr>
+    </w:lvl>
+    <w:lvl w:ilvl="3" w:tplc="4009000F" w:tentative="1">
+      <w:start w:val="1"/>
+      <w:numFmt w:val="decimal"/>
+      <w:lvlText w:val="%4."/>
+      <w:lvlJc w:val="left"/>
+      <w:pPr>
+        <w:ind w:left="2880" w:hanging="360"/>
+      </w:pPr>
+    </w:lvl>
+    <w:lvl w:ilvl="4" w:tplc="40090019" w:tentative="1">
+      <w:start w:val="1"/>
+      <w:numFmt w:val="lowerLetter"/>
+      <w:lvlText w:val="%5."/>
+      <w:lvlJc w:val="left"/>
+      <w:pPr>
+        <w:ind w:left="3600" w:hanging="360"/>
+      </w:pPr>
+    </w:lvl>
+    <w:lvl w:ilvl="5" w:tplc="4009001B" w:tentative="1">
+      <w:start w:val="1"/>
+      <w:numFmt w:val="lowerRoman"/>
+      <w:lvlText w:val="%6."/>
+      <w:lvlJc w:val="right"/>
+      <w:pPr>
+        <w:ind w:left="4320" w:hanging="180"/>
+      </w:pPr>
+    </w:lvl>
+    <w:lvl w:ilvl="6" w:tplc="4009000F" w:tentative="1">
+      <w:start w:val="1"/>
+      <w:numFmt w:val="decimal"/>
+      <w:lvlText w:val="%7."/>
+      <w:lvlJc w:val="left"/>
+      <w:pPr>
+        <w:ind w:left="5040" w:hanging="360"/>
+      </w:pPr>
+    </w:lvl>
+    <w:lvl w:ilvl="7" w:tplc="40090019" w:tentative="1">
+      <w:start w:val="1"/>
+      <w:numFmt w:val="lowerLetter"/>
+      <w:lvlText w:val="%8."/>
+      <w:lvlJc w:val="left"/>
+      <w:pPr>
+        <w:ind w:left="5760" w:hanging="360"/>
+      </w:pPr>
+    </w:lvl>
+    <w:lvl w:ilvl="8" w:tplc="4009001B" w:tentative="1">
+      <w:start w:val="1"/>
+      <w:numFmt w:val="lowerRoman"/>
+      <w:lvlText w:val="%9."/>
+      <w:lvlJc w:val="right"/>
+      <w:pPr>
+        <w:ind w:left="6480" w:hanging="180"/>
+      </w:pPr>
+    </w:lvl>
+  </w:abstractNum>
+  <w:abstractNum w:abstractNumId="2" w15:restartNumberingAfterBreak="0">
+    <w:nsid w:val="70D85E79"/>
+    <w:multiLevelType w:val="hybridMultilevel"/>
+    <w:tmpl w:val="8D4E8220"/>
+    <w:lvl w:ilvl="0" w:tplc="4009000F">
+      <w:start w:val="1"/>
+      <w:numFmt w:val="decimal"/>
+      <w:lvlText w:val="%1."/>
+      <w:lvlJc w:val="left"/>
+      <w:pPr>
+        <w:ind w:left="720" w:hanging="360"/>
+      </w:pPr>
+      <w:rPr>
+        <w:rFonts w:hint="default"/>
+      </w:rPr>
+    </w:lvl>
+    <w:lvl w:ilvl="1" w:tplc="40090019" w:tentative="1">
+      <w:start w:val="1"/>
+      <w:numFmt w:val="lowerLetter"/>
+      <w:lvlText w:val="%2."/>
+      <w:lvlJc w:val="left"/>
+      <w:pPr>
+        <w:ind w:left="1440" w:hanging="360"/>
+      </w:pPr>
+    </w:lvl>
+    <w:lvl w:ilvl="2" w:tplc="4009001B" w:tentative="1">
+      <w:start w:val="1"/>
+      <w:numFmt w:val="lowerRoman"/>
+      <w:lvlText w:val="%3."/>
+      <w:lvlJc w:val="right"/>
+      <w:pPr>
+        <w:ind w:left="2160" w:hanging="180"/>
+      </w:pPr>
+    </w:lvl>
+    <w:lvl w:ilvl="3" w:tplc="4009000F" w:tentative="1">
+      <w:start w:val="1"/>
+      <w:numFmt w:val="decimal"/>
+      <w:lvlText w:val="%4."/>
+      <w:lvlJc w:val="left"/>
+      <w:pPr>
+        <w:ind w:left="2880" w:hanging="360"/>
+      </w:pPr>
+    </w:lvl>
+    <w:lvl w:ilvl="4" w:tplc="40090019" w:tentative="1">
+      <w:start w:val="1"/>
+      <w:numFmt w:val="lowerLetter"/>
+      <w:lvlText w:val="%5."/>
+      <w:lvlJc w:val="left"/>
+      <w:pPr>
+        <w:ind w:left="3600" w:hanging="360"/>
+      </w:pPr>
+    </w:lvl>
+    <w:lvl w:ilvl="5" w:tplc="4009001B" w:tentative="1">
+      <w:start w:val="1"/>
+      <w:numFmt w:val="lowerRoman"/>
+      <w:lvlText w:val="%6."/>
+      <w:lvlJc w:val="right"/>
+      <w:pPr>
+        <w:ind w:left="4320" w:hanging="180"/>
+      </w:pPr>
+    </w:lvl>
+    <w:lvl w:ilvl="6" w:tplc="4009000F" w:tentative="1">
+      <w:start w:val="1"/>
+      <w:numFmt w:val="decimal"/>
+      <w:lvlText w:val="%7."/>
+      <w:lvlJc w:val="left"/>
+      <w:pPr>
+        <w:ind w:left="5040" w:hanging="360"/>
+      </w:pPr>
+    </w:lvl>
+    <w:lvl w:ilvl="7" w:tplc="40090019" w:tentative="1">
+      <w:start w:val="1"/>
+      <w:numFmt w:val="lowerLetter"/>
+      <w:lvlText w:val="%8."/>
+      <w:lvlJc w:val="left"/>
+      <w:pPr>
+        <w:ind w:left="5760" w:hanging="360"/>
+      </w:pPr>
+    </w:lvl>
+    <w:lvl w:ilvl="8" w:tplc="4009001B" w:tentative="1">
+      <w:start w:val="1"/>
+      <w:numFmt w:val="lowerRoman"/>
+      <w:lvlText w:val="%9."/>
+      <w:lvlJc w:val="right"/>
+      <w:pPr>
+        <w:ind w:left="6480" w:hanging="180"/>
+      </w:pPr>
+    </w:lvl>
+  </w:abstractNum>
   <w:num w:numId="1">
     <w:abstractNumId w:val="0"/>
+  </w:num>
+  <w:num w:numId="2">
+    <w:abstractNumId w:val="2"/>
+  </w:num>
+  <w:num w:numId="3">
+    <w:abstractNumId w:val="1"/>
   </w:num>
 </w:numbering>
 </file>
